--- a/architektūra.docx
+++ b/architektūra.docx
@@ -1,6 +1,6 @@
 
 <file path=word/document.xml><?xml version="1.0" encoding="utf-8"?>
-<w:document xmlns:wpc="http://schemas.microsoft.com/office/word/2010/wordprocessingCanvas" xmlns:cx="http://schemas.microsoft.com/office/drawing/2014/chartex" xmlns:cx1="http://schemas.microsoft.com/office/drawing/2015/9/8/chartex" xmlns:cx2="http://schemas.microsoft.com/office/drawing/2015/10/21/chartex" xmlns:cx3="http://schemas.microsoft.com/office/drawing/2016/5/9/chartex" xmlns:cx4="http://schemas.microsoft.com/office/drawing/2016/5/10/chartex" xmlns:cx5="http://schemas.microsoft.com/office/drawing/2016/5/11/chartex" xmlns:cx6="http://schemas.microsoft.com/office/drawing/2016/5/12/chartex" xmlns:cx7="http://schemas.microsoft.com/office/drawing/2016/5/13/chartex" xmlns:cx8="http://schemas.microsoft.com/office/drawing/2016/5/14/chartex" xmlns:mc="http://schemas.openxmlformats.org/markup-compatibility/2006" xmlns:aink="http://schemas.microsoft.com/office/drawing/2016/ink" xmlns:am3d="http://schemas.microsoft.com/office/drawing/2017/model3d" xmlns:o="urn:schemas-microsoft-com:office:office" xmlns:oel="http://schemas.microsoft.com/office/2019/extlst" xmlns:r="http://schemas.openxmlformats.org/officeDocument/2006/relationships" xmlns:m="http://schemas.openxmlformats.org/officeDocument/2006/math" xmlns:v="urn:schemas-microsoft-com:vml" xmlns:wp14="http://schemas.microsoft.com/office/word/2010/wordprocessingDrawing" xmlns:wp="http://schemas.openxmlformats.org/drawingml/2006/wordprocessingDrawing" xmlns:w10="urn:schemas-microsoft-com:office:word" xmlns:w="http://schemas.openxmlformats.org/wordprocessingml/2006/main" xmlns:w14="http://schemas.microsoft.com/office/word/2010/wordml" xmlns:w15="http://schemas.microsoft.com/office/word/2012/wordml" xmlns:w16cex="http://schemas.microsoft.com/office/word/2018/wordml/cex" xmlns:w16cid="http://schemas.microsoft.com/office/word/2016/wordml/cid" xmlns:w16="http://schemas.microsoft.com/office/word/2018/wordml" xmlns:w16du="http://schemas.microsoft.com/office/word/2023/wordml/word16du" xmlns:w16sdtdh="http://schemas.microsoft.com/office/word/2020/wordml/sdtdatahash" xmlns:w16sdtfl="http://schemas.microsoft.com/office/word/2024/wordml/sdtformatlock" xmlns:w16se="http://schemas.microsoft.com/office/word/2015/wordml/symex" xmlns:wpg="http://schemas.microsoft.com/office/word/2010/wordprocessingGroup" xmlns:wpi="http://schemas.microsoft.com/office/word/2010/wordprocessingInk" xmlns:wne="http://schemas.microsoft.com/office/word/2006/wordml" xmlns:wps="http://schemas.microsoft.com/office/word/2010/wordprocessingShape" mc:Ignorable="w14 w15 w16se w16cid w16 w16cex w16sdtdh w16sdtfl w16du wp14">
+<w:document xmlns:wpc="http://schemas.microsoft.com/office/word/2010/wordprocessingCanvas" xmlns:cx="http://schemas.microsoft.com/office/drawing/2014/chartex" xmlns:cx1="http://schemas.microsoft.com/office/drawing/2015/9/8/chartex" xmlns:cx2="http://schemas.microsoft.com/office/drawing/2015/10/21/chartex" xmlns:cx3="http://schemas.microsoft.com/office/drawing/2016/5/9/chartex" xmlns:cx4="http://schemas.microsoft.com/office/drawing/2016/5/10/chartex" xmlns:cx5="http://schemas.microsoft.com/office/drawing/2016/5/11/chartex" xmlns:cx6="http://schemas.microsoft.com/office/drawing/2016/5/12/chartex" xmlns:cx7="http://schemas.microsoft.com/office/drawing/2016/5/13/chartex" xmlns:cx8="http://schemas.microsoft.com/office/drawing/2016/5/14/chartex" xmlns:mc="http://schemas.openxmlformats.org/markup-compatibility/2006" xmlns:aink="http://schemas.microsoft.com/office/drawing/2016/ink" xmlns:am3d="http://schemas.microsoft.com/office/drawing/2017/model3d" xmlns:o="urn:schemas-microsoft-com:office:office" xmlns:oel="http://schemas.microsoft.com/office/2019/extlst" xmlns:r="http://schemas.openxmlformats.org/officeDocument/2006/relationships" xmlns:m="http://schemas.openxmlformats.org/officeDocument/2006/math" xmlns:v="urn:schemas-microsoft-com:vml" xmlns:wp14="http://schemas.microsoft.com/office/word/2010/wordprocessingDrawing" xmlns:wp="http://schemas.openxmlformats.org/drawingml/2006/wordprocessingDrawing" xmlns:w10="urn:schemas-microsoft-com:office:word" xmlns:w="http://schemas.openxmlformats.org/wordprocessingml/2006/main" xmlns:w14="http://schemas.microsoft.com/office/word/2010/wordml" xmlns:w15="http://schemas.microsoft.com/office/word/2012/wordml" xmlns:w16cex="http://schemas.microsoft.com/office/word/2018/wordml/cex" xmlns:w16cid="http://schemas.microsoft.com/office/word/2016/wordml/cid" xmlns:w16="http://schemas.microsoft.com/office/word/2018/wordml" xmlns:w16sdtdh="http://schemas.microsoft.com/office/word/2020/wordml/sdtdatahash" xmlns:w16se="http://schemas.microsoft.com/office/word/2015/wordml/symex" xmlns:wpg="http://schemas.microsoft.com/office/word/2010/wordprocessingGroup" xmlns:wpi="http://schemas.microsoft.com/office/word/2010/wordprocessingInk" xmlns:wne="http://schemas.microsoft.com/office/word/2006/wordml" xmlns:wps="http://schemas.microsoft.com/office/word/2010/wordprocessingShape" mc:Ignorable="w14 w15 w16se w16cid w16 w16cex w16sdtdh wp14">
   <w:body>
     <w:p>
       <w:pPr>
@@ -79,7 +79,7 @@
     </w:p>
     <w:p>
       <w:r>
-        <w:t>Sistemos naudotojai: darbuotojai, IT specialistai ir administratoriai.</w:t>
+        <w:t>Sistemos naudotojai: darbuotojai, IT specialistai.</w:t>
       </w:r>
     </w:p>
     <w:p>
@@ -151,14 +151,6 @@
       </w:pPr>
       <w:r>
         <w:t>Vienas vartotojas gali sukurti daug užklausų.</w:t>
-      </w:r>
-    </w:p>
-    <w:p>
-      <w:pPr>
-        <w:ind w:left="360"/>
-      </w:pPr>
-      <w:r>
-        <w:t>Vienas IT specialistas gali būti priskirtas daugeliui užklausų.</w:t>
       </w:r>
     </w:p>
     <w:p>
@@ -231,7 +223,7 @@
 </file>
 
 <file path=word/numbering.xml><?xml version="1.0" encoding="utf-8"?>
-<w:numbering xmlns:wpc="http://schemas.microsoft.com/office/word/2010/wordprocessingCanvas" xmlns:cx="http://schemas.microsoft.com/office/drawing/2014/chartex" xmlns:cx1="http://schemas.microsoft.com/office/drawing/2015/9/8/chartex" xmlns:cx2="http://schemas.microsoft.com/office/drawing/2015/10/21/chartex" xmlns:cx3="http://schemas.microsoft.com/office/drawing/2016/5/9/chartex" xmlns:cx4="http://schemas.microsoft.com/office/drawing/2016/5/10/chartex" xmlns:cx5="http://schemas.microsoft.com/office/drawing/2016/5/11/chartex" xmlns:cx6="http://schemas.microsoft.com/office/drawing/2016/5/12/chartex" xmlns:cx7="http://schemas.microsoft.com/office/drawing/2016/5/13/chartex" xmlns:cx8="http://schemas.microsoft.com/office/drawing/2016/5/14/chartex" xmlns:mc="http://schemas.openxmlformats.org/markup-compatibility/2006" xmlns:aink="http://schemas.microsoft.com/office/drawing/2016/ink" xmlns:am3d="http://schemas.microsoft.com/office/drawing/2017/model3d" xmlns:o="urn:schemas-microsoft-com:office:office" xmlns:oel="http://schemas.microsoft.com/office/2019/extlst" xmlns:r="http://schemas.openxmlformats.org/officeDocument/2006/relationships" xmlns:m="http://schemas.openxmlformats.org/officeDocument/2006/math" xmlns:v="urn:schemas-microsoft-com:vml" xmlns:wp14="http://schemas.microsoft.com/office/word/2010/wordprocessingDrawing" xmlns:wp="http://schemas.openxmlformats.org/drawingml/2006/wordprocessingDrawing" xmlns:w10="urn:schemas-microsoft-com:office:word" xmlns:w="http://schemas.openxmlformats.org/wordprocessingml/2006/main" xmlns:w14="http://schemas.microsoft.com/office/word/2010/wordml" xmlns:w15="http://schemas.microsoft.com/office/word/2012/wordml" xmlns:w16cex="http://schemas.microsoft.com/office/word/2018/wordml/cex" xmlns:w16cid="http://schemas.microsoft.com/office/word/2016/wordml/cid" xmlns:w16="http://schemas.microsoft.com/office/word/2018/wordml" xmlns:w16du="http://schemas.microsoft.com/office/word/2023/wordml/word16du" xmlns:w16sdtdh="http://schemas.microsoft.com/office/word/2020/wordml/sdtdatahash" xmlns:w16sdtfl="http://schemas.microsoft.com/office/word/2024/wordml/sdtformatlock" xmlns:w16se="http://schemas.microsoft.com/office/word/2015/wordml/symex" xmlns:wpg="http://schemas.microsoft.com/office/word/2010/wordprocessingGroup" xmlns:wpi="http://schemas.microsoft.com/office/word/2010/wordprocessingInk" xmlns:wne="http://schemas.microsoft.com/office/word/2006/wordml" xmlns:wps="http://schemas.microsoft.com/office/word/2010/wordprocessingShape" mc:Ignorable="w14 w15 w16se w16cid w16 w16cex w16sdtdh w16sdtfl w16du wp14">
+<w:numbering xmlns:wpc="http://schemas.microsoft.com/office/word/2010/wordprocessingCanvas" xmlns:cx="http://schemas.microsoft.com/office/drawing/2014/chartex" xmlns:cx1="http://schemas.microsoft.com/office/drawing/2015/9/8/chartex" xmlns:cx2="http://schemas.microsoft.com/office/drawing/2015/10/21/chartex" xmlns:cx3="http://schemas.microsoft.com/office/drawing/2016/5/9/chartex" xmlns:cx4="http://schemas.microsoft.com/office/drawing/2016/5/10/chartex" xmlns:cx5="http://schemas.microsoft.com/office/drawing/2016/5/11/chartex" xmlns:cx6="http://schemas.microsoft.com/office/drawing/2016/5/12/chartex" xmlns:cx7="http://schemas.microsoft.com/office/drawing/2016/5/13/chartex" xmlns:cx8="http://schemas.microsoft.com/office/drawing/2016/5/14/chartex" xmlns:mc="http://schemas.openxmlformats.org/markup-compatibility/2006" xmlns:aink="http://schemas.microsoft.com/office/drawing/2016/ink" xmlns:am3d="http://schemas.microsoft.com/office/drawing/2017/model3d" xmlns:o="urn:schemas-microsoft-com:office:office" xmlns:oel="http://schemas.microsoft.com/office/2019/extlst" xmlns:r="http://schemas.openxmlformats.org/officeDocument/2006/relationships" xmlns:m="http://schemas.openxmlformats.org/officeDocument/2006/math" xmlns:v="urn:schemas-microsoft-com:vml" xmlns:wp14="http://schemas.microsoft.com/office/word/2010/wordprocessingDrawing" xmlns:wp="http://schemas.openxmlformats.org/drawingml/2006/wordprocessingDrawing" xmlns:w10="urn:schemas-microsoft-com:office:word" xmlns:w="http://schemas.openxmlformats.org/wordprocessingml/2006/main" xmlns:w14="http://schemas.microsoft.com/office/word/2010/wordml" xmlns:w15="http://schemas.microsoft.com/office/word/2012/wordml" xmlns:w16cex="http://schemas.microsoft.com/office/word/2018/wordml/cex" xmlns:w16cid="http://schemas.microsoft.com/office/word/2016/wordml/cid" xmlns:w16="http://schemas.microsoft.com/office/word/2018/wordml" xmlns:w16sdtdh="http://schemas.microsoft.com/office/word/2020/wordml/sdtdatahash" xmlns:w16se="http://schemas.microsoft.com/office/word/2015/wordml/symex" xmlns:wpg="http://schemas.microsoft.com/office/word/2010/wordprocessingGroup" xmlns:wpi="http://schemas.microsoft.com/office/word/2010/wordprocessingInk" xmlns:wne="http://schemas.microsoft.com/office/word/2006/wordml" xmlns:wps="http://schemas.microsoft.com/office/word/2010/wordprocessingShape" mc:Ignorable="w14 w15 w16se w16cid w16 w16cex w16sdtdh wp14">
   <w:abstractNum w:abstractNumId="0" w15:restartNumberingAfterBreak="0">
     <w:nsid w:val="070C7B74"/>
     <w:multiLevelType w:val="multilevel"/>
@@ -388,7 +380,7 @@
 </file>
 
 <file path=word/styles.xml><?xml version="1.0" encoding="utf-8"?>
-<w:styles xmlns:mc="http://schemas.openxmlformats.org/markup-compatibility/2006" xmlns:r="http://schemas.openxmlformats.org/officeDocument/2006/relationships" xmlns:w="http://schemas.openxmlformats.org/wordprocessingml/2006/main" xmlns:w14="http://schemas.microsoft.com/office/word/2010/wordml" xmlns:w15="http://schemas.microsoft.com/office/word/2012/wordml" xmlns:w16cex="http://schemas.microsoft.com/office/word/2018/wordml/cex" xmlns:w16cid="http://schemas.microsoft.com/office/word/2016/wordml/cid" xmlns:w16="http://schemas.microsoft.com/office/word/2018/wordml" xmlns:w16du="http://schemas.microsoft.com/office/word/2023/wordml/word16du" xmlns:w16sdtdh="http://schemas.microsoft.com/office/word/2020/wordml/sdtdatahash" xmlns:w16sdtfl="http://schemas.microsoft.com/office/word/2024/wordml/sdtformatlock" xmlns:w16se="http://schemas.microsoft.com/office/word/2015/wordml/symex" mc:Ignorable="w14 w15 w16se w16cid w16 w16cex w16sdtdh w16sdtfl w16du">
+<w:styles xmlns:mc="http://schemas.openxmlformats.org/markup-compatibility/2006" xmlns:r="http://schemas.openxmlformats.org/officeDocument/2006/relationships" xmlns:w="http://schemas.openxmlformats.org/wordprocessingml/2006/main" xmlns:w14="http://schemas.microsoft.com/office/word/2010/wordml" xmlns:w15="http://schemas.microsoft.com/office/word/2012/wordml" xmlns:w16cex="http://schemas.microsoft.com/office/word/2018/wordml/cex" xmlns:w16cid="http://schemas.microsoft.com/office/word/2016/wordml/cid" xmlns:w16="http://schemas.microsoft.com/office/word/2018/wordml" xmlns:w16sdtdh="http://schemas.microsoft.com/office/word/2020/wordml/sdtdatahash" xmlns:w16se="http://schemas.microsoft.com/office/word/2015/wordml/symex" mc:Ignorable="w14 w15 w16se w16cid w16 w16cex w16sdtdh">
   <w:docDefaults>
     <w:rPrDefault>
       <w:rPr>
@@ -784,15 +776,15 @@
     <w:lsdException w:name="Unresolved Mention" w:semiHidden="1" w:unhideWhenUsed="1"/>
     <w:lsdException w:name="Smart Link" w:semiHidden="1" w:unhideWhenUsed="1"/>
   </w:latentStyles>
-  <w:style w:type="paragraph" w:default="1" w:styleId="prastasis">
+  <w:style w:type="paragraph" w:default="1" w:styleId="Normal">
     <w:name w:val="Normal"/>
     <w:qFormat/>
   </w:style>
-  <w:style w:type="paragraph" w:styleId="Antrat1">
+  <w:style w:type="paragraph" w:styleId="Heading1">
     <w:name w:val="heading 1"/>
-    <w:basedOn w:val="prastasis"/>
-    <w:next w:val="prastasis"/>
-    <w:link w:val="Antrat1Diagrama"/>
+    <w:basedOn w:val="Normal"/>
+    <w:next w:val="Normal"/>
+    <w:link w:val="Heading1Char"/>
     <w:uiPriority w:val="9"/>
     <w:qFormat/>
     <w:rsid w:val="000A5449"/>
@@ -809,11 +801,11 @@
       <w:szCs w:val="40"/>
     </w:rPr>
   </w:style>
-  <w:style w:type="paragraph" w:styleId="Antrat2">
+  <w:style w:type="paragraph" w:styleId="Heading2">
     <w:name w:val="heading 2"/>
-    <w:basedOn w:val="prastasis"/>
-    <w:next w:val="prastasis"/>
-    <w:link w:val="Antrat2Diagrama"/>
+    <w:basedOn w:val="Normal"/>
+    <w:next w:val="Normal"/>
+    <w:link w:val="Heading2Char"/>
     <w:uiPriority w:val="9"/>
     <w:semiHidden/>
     <w:unhideWhenUsed/>
@@ -832,11 +824,11 @@
       <w:szCs w:val="32"/>
     </w:rPr>
   </w:style>
-  <w:style w:type="paragraph" w:styleId="Antrat3">
+  <w:style w:type="paragraph" w:styleId="Heading3">
     <w:name w:val="heading 3"/>
-    <w:basedOn w:val="prastasis"/>
-    <w:next w:val="prastasis"/>
-    <w:link w:val="Antrat3Diagrama"/>
+    <w:basedOn w:val="Normal"/>
+    <w:next w:val="Normal"/>
+    <w:link w:val="Heading3Char"/>
     <w:uiPriority w:val="9"/>
     <w:semiHidden/>
     <w:unhideWhenUsed/>
@@ -855,11 +847,11 @@
       <w:szCs w:val="28"/>
     </w:rPr>
   </w:style>
-  <w:style w:type="paragraph" w:styleId="Antrat4">
+  <w:style w:type="paragraph" w:styleId="Heading4">
     <w:name w:val="heading 4"/>
-    <w:basedOn w:val="prastasis"/>
-    <w:next w:val="prastasis"/>
-    <w:link w:val="Antrat4Diagrama"/>
+    <w:basedOn w:val="Normal"/>
+    <w:next w:val="Normal"/>
+    <w:link w:val="Heading4Char"/>
     <w:uiPriority w:val="9"/>
     <w:semiHidden/>
     <w:unhideWhenUsed/>
@@ -878,11 +870,11 @@
       <w:color w:val="0F4761" w:themeColor="accent1" w:themeShade="BF"/>
     </w:rPr>
   </w:style>
-  <w:style w:type="paragraph" w:styleId="Antrat5">
+  <w:style w:type="paragraph" w:styleId="Heading5">
     <w:name w:val="heading 5"/>
-    <w:basedOn w:val="prastasis"/>
-    <w:next w:val="prastasis"/>
-    <w:link w:val="Antrat5Diagrama"/>
+    <w:basedOn w:val="Normal"/>
+    <w:next w:val="Normal"/>
+    <w:link w:val="Heading5Char"/>
     <w:uiPriority w:val="9"/>
     <w:semiHidden/>
     <w:unhideWhenUsed/>
@@ -899,11 +891,11 @@
       <w:color w:val="0F4761" w:themeColor="accent1" w:themeShade="BF"/>
     </w:rPr>
   </w:style>
-  <w:style w:type="paragraph" w:styleId="Antrat6">
+  <w:style w:type="paragraph" w:styleId="Heading6">
     <w:name w:val="heading 6"/>
-    <w:basedOn w:val="prastasis"/>
-    <w:next w:val="prastasis"/>
-    <w:link w:val="Antrat6Diagrama"/>
+    <w:basedOn w:val="Normal"/>
+    <w:next w:val="Normal"/>
+    <w:link w:val="Heading6Char"/>
     <w:uiPriority w:val="9"/>
     <w:semiHidden/>
     <w:unhideWhenUsed/>
@@ -922,11 +914,11 @@
       <w:color w:val="595959" w:themeColor="text1" w:themeTint="A6"/>
     </w:rPr>
   </w:style>
-  <w:style w:type="paragraph" w:styleId="Antrat7">
+  <w:style w:type="paragraph" w:styleId="Heading7">
     <w:name w:val="heading 7"/>
-    <w:basedOn w:val="prastasis"/>
-    <w:next w:val="prastasis"/>
-    <w:link w:val="Antrat7Diagrama"/>
+    <w:basedOn w:val="Normal"/>
+    <w:next w:val="Normal"/>
+    <w:link w:val="Heading7Char"/>
     <w:uiPriority w:val="9"/>
     <w:semiHidden/>
     <w:unhideWhenUsed/>
@@ -943,11 +935,11 @@
       <w:color w:val="595959" w:themeColor="text1" w:themeTint="A6"/>
     </w:rPr>
   </w:style>
-  <w:style w:type="paragraph" w:styleId="Antrat8">
+  <w:style w:type="paragraph" w:styleId="Heading8">
     <w:name w:val="heading 8"/>
-    <w:basedOn w:val="prastasis"/>
-    <w:next w:val="prastasis"/>
-    <w:link w:val="Antrat8Diagrama"/>
+    <w:basedOn w:val="Normal"/>
+    <w:next w:val="Normal"/>
+    <w:link w:val="Heading8Char"/>
     <w:uiPriority w:val="9"/>
     <w:semiHidden/>
     <w:unhideWhenUsed/>
@@ -966,11 +958,11 @@
       <w:color w:val="272727" w:themeColor="text1" w:themeTint="D8"/>
     </w:rPr>
   </w:style>
-  <w:style w:type="paragraph" w:styleId="Antrat9">
+  <w:style w:type="paragraph" w:styleId="Heading9">
     <w:name w:val="heading 9"/>
-    <w:basedOn w:val="prastasis"/>
-    <w:next w:val="prastasis"/>
-    <w:link w:val="Antrat9Diagrama"/>
+    <w:basedOn w:val="Normal"/>
+    <w:next w:val="Normal"/>
+    <w:link w:val="Heading9Char"/>
     <w:uiPriority w:val="9"/>
     <w:semiHidden/>
     <w:unhideWhenUsed/>
@@ -987,12 +979,13 @@
       <w:color w:val="272727" w:themeColor="text1" w:themeTint="D8"/>
     </w:rPr>
   </w:style>
-  <w:style w:type="character" w:default="1" w:styleId="Numatytasispastraiposriftas">
+  <w:style w:type="character" w:default="1" w:styleId="DefaultParagraphFont">
     <w:name w:val="Default Paragraph Font"/>
     <w:uiPriority w:val="1"/>
+    <w:semiHidden/>
     <w:unhideWhenUsed/>
   </w:style>
-  <w:style w:type="table" w:default="1" w:styleId="prastojilentel">
+  <w:style w:type="table" w:default="1" w:styleId="TableNormal">
     <w:name w:val="Normal Table"/>
     <w:uiPriority w:val="99"/>
     <w:semiHidden/>
@@ -1007,16 +1000,16 @@
       </w:tblCellMar>
     </w:tblPr>
   </w:style>
-  <w:style w:type="numbering" w:default="1" w:styleId="Sraonra">
+  <w:style w:type="numbering" w:default="1" w:styleId="NoList">
     <w:name w:val="No List"/>
     <w:uiPriority w:val="99"/>
     <w:semiHidden/>
     <w:unhideWhenUsed/>
   </w:style>
-  <w:style w:type="character" w:customStyle="1" w:styleId="Antrat1Diagrama">
-    <w:name w:val="Antraštė 1 Diagrama"/>
-    <w:basedOn w:val="Numatytasispastraiposriftas"/>
-    <w:link w:val="Antrat1"/>
+  <w:style w:type="character" w:customStyle="1" w:styleId="Heading1Char">
+    <w:name w:val="Heading 1 Char"/>
+    <w:basedOn w:val="DefaultParagraphFont"/>
+    <w:link w:val="Heading1"/>
     <w:uiPriority w:val="9"/>
     <w:rsid w:val="000A5449"/>
     <w:rPr>
@@ -1026,10 +1019,10 @@
       <w:szCs w:val="40"/>
     </w:rPr>
   </w:style>
-  <w:style w:type="character" w:customStyle="1" w:styleId="Antrat2Diagrama">
-    <w:name w:val="Antraštė 2 Diagrama"/>
-    <w:basedOn w:val="Numatytasispastraiposriftas"/>
-    <w:link w:val="Antrat2"/>
+  <w:style w:type="character" w:customStyle="1" w:styleId="Heading2Char">
+    <w:name w:val="Heading 2 Char"/>
+    <w:basedOn w:val="DefaultParagraphFont"/>
+    <w:link w:val="Heading2"/>
     <w:uiPriority w:val="9"/>
     <w:semiHidden/>
     <w:rsid w:val="000A5449"/>
@@ -1040,10 +1033,10 @@
       <w:szCs w:val="32"/>
     </w:rPr>
   </w:style>
-  <w:style w:type="character" w:customStyle="1" w:styleId="Antrat3Diagrama">
-    <w:name w:val="Antraštė 3 Diagrama"/>
-    <w:basedOn w:val="Numatytasispastraiposriftas"/>
-    <w:link w:val="Antrat3"/>
+  <w:style w:type="character" w:customStyle="1" w:styleId="Heading3Char">
+    <w:name w:val="Heading 3 Char"/>
+    <w:basedOn w:val="DefaultParagraphFont"/>
+    <w:link w:val="Heading3"/>
     <w:uiPriority w:val="9"/>
     <w:semiHidden/>
     <w:rsid w:val="000A5449"/>
@@ -1054,10 +1047,10 @@
       <w:szCs w:val="28"/>
     </w:rPr>
   </w:style>
-  <w:style w:type="character" w:customStyle="1" w:styleId="Antrat4Diagrama">
-    <w:name w:val="Antraštė 4 Diagrama"/>
-    <w:basedOn w:val="Numatytasispastraiposriftas"/>
-    <w:link w:val="Antrat4"/>
+  <w:style w:type="character" w:customStyle="1" w:styleId="Heading4Char">
+    <w:name w:val="Heading 4 Char"/>
+    <w:basedOn w:val="DefaultParagraphFont"/>
+    <w:link w:val="Heading4"/>
     <w:uiPriority w:val="9"/>
     <w:semiHidden/>
     <w:rsid w:val="000A5449"/>
@@ -1068,10 +1061,10 @@
       <w:color w:val="0F4761" w:themeColor="accent1" w:themeShade="BF"/>
     </w:rPr>
   </w:style>
-  <w:style w:type="character" w:customStyle="1" w:styleId="Antrat5Diagrama">
-    <w:name w:val="Antraštė 5 Diagrama"/>
-    <w:basedOn w:val="Numatytasispastraiposriftas"/>
-    <w:link w:val="Antrat5"/>
+  <w:style w:type="character" w:customStyle="1" w:styleId="Heading5Char">
+    <w:name w:val="Heading 5 Char"/>
+    <w:basedOn w:val="DefaultParagraphFont"/>
+    <w:link w:val="Heading5"/>
     <w:uiPriority w:val="9"/>
     <w:semiHidden/>
     <w:rsid w:val="000A5449"/>
@@ -1080,10 +1073,10 @@
       <w:color w:val="0F4761" w:themeColor="accent1" w:themeShade="BF"/>
     </w:rPr>
   </w:style>
-  <w:style w:type="character" w:customStyle="1" w:styleId="Antrat6Diagrama">
-    <w:name w:val="Antraštė 6 Diagrama"/>
-    <w:basedOn w:val="Numatytasispastraiposriftas"/>
-    <w:link w:val="Antrat6"/>
+  <w:style w:type="character" w:customStyle="1" w:styleId="Heading6Char">
+    <w:name w:val="Heading 6 Char"/>
+    <w:basedOn w:val="DefaultParagraphFont"/>
+    <w:link w:val="Heading6"/>
     <w:uiPriority w:val="9"/>
     <w:semiHidden/>
     <w:rsid w:val="000A5449"/>
@@ -1094,10 +1087,10 @@
       <w:color w:val="595959" w:themeColor="text1" w:themeTint="A6"/>
     </w:rPr>
   </w:style>
-  <w:style w:type="character" w:customStyle="1" w:styleId="Antrat7Diagrama">
-    <w:name w:val="Antraštė 7 Diagrama"/>
-    <w:basedOn w:val="Numatytasispastraiposriftas"/>
-    <w:link w:val="Antrat7"/>
+  <w:style w:type="character" w:customStyle="1" w:styleId="Heading7Char">
+    <w:name w:val="Heading 7 Char"/>
+    <w:basedOn w:val="DefaultParagraphFont"/>
+    <w:link w:val="Heading7"/>
     <w:uiPriority w:val="9"/>
     <w:semiHidden/>
     <w:rsid w:val="000A5449"/>
@@ -1106,10 +1099,10 @@
       <w:color w:val="595959" w:themeColor="text1" w:themeTint="A6"/>
     </w:rPr>
   </w:style>
-  <w:style w:type="character" w:customStyle="1" w:styleId="Antrat8Diagrama">
-    <w:name w:val="Antraštė 8 Diagrama"/>
-    <w:basedOn w:val="Numatytasispastraiposriftas"/>
-    <w:link w:val="Antrat8"/>
+  <w:style w:type="character" w:customStyle="1" w:styleId="Heading8Char">
+    <w:name w:val="Heading 8 Char"/>
+    <w:basedOn w:val="DefaultParagraphFont"/>
+    <w:link w:val="Heading8"/>
     <w:uiPriority w:val="9"/>
     <w:semiHidden/>
     <w:rsid w:val="000A5449"/>
@@ -1120,10 +1113,10 @@
       <w:color w:val="272727" w:themeColor="text1" w:themeTint="D8"/>
     </w:rPr>
   </w:style>
-  <w:style w:type="character" w:customStyle="1" w:styleId="Antrat9Diagrama">
-    <w:name w:val="Antraštė 9 Diagrama"/>
-    <w:basedOn w:val="Numatytasispastraiposriftas"/>
-    <w:link w:val="Antrat9"/>
+  <w:style w:type="character" w:customStyle="1" w:styleId="Heading9Char">
+    <w:name w:val="Heading 9 Char"/>
+    <w:basedOn w:val="DefaultParagraphFont"/>
+    <w:link w:val="Heading9"/>
     <w:uiPriority w:val="9"/>
     <w:semiHidden/>
     <w:rsid w:val="000A5449"/>
@@ -1132,11 +1125,11 @@
       <w:color w:val="272727" w:themeColor="text1" w:themeTint="D8"/>
     </w:rPr>
   </w:style>
-  <w:style w:type="paragraph" w:styleId="Pavadinimas">
+  <w:style w:type="paragraph" w:styleId="Title">
     <w:name w:val="Title"/>
-    <w:basedOn w:val="prastasis"/>
-    <w:next w:val="prastasis"/>
-    <w:link w:val="PavadinimasDiagrama"/>
+    <w:basedOn w:val="Normal"/>
+    <w:next w:val="Normal"/>
+    <w:link w:val="TitleChar"/>
     <w:uiPriority w:val="10"/>
     <w:qFormat/>
     <w:rsid w:val="000A5449"/>
@@ -1152,10 +1145,10 @@
       <w:szCs w:val="56"/>
     </w:rPr>
   </w:style>
-  <w:style w:type="character" w:customStyle="1" w:styleId="PavadinimasDiagrama">
-    <w:name w:val="Pavadinimas Diagrama"/>
-    <w:basedOn w:val="Numatytasispastraiposriftas"/>
-    <w:link w:val="Pavadinimas"/>
+  <w:style w:type="character" w:customStyle="1" w:styleId="TitleChar">
+    <w:name w:val="Title Char"/>
+    <w:basedOn w:val="DefaultParagraphFont"/>
+    <w:link w:val="Title"/>
     <w:uiPriority w:val="10"/>
     <w:rsid w:val="000A5449"/>
     <w:rPr>
@@ -1166,11 +1159,11 @@
       <w:szCs w:val="56"/>
     </w:rPr>
   </w:style>
-  <w:style w:type="paragraph" w:styleId="Paantrat">
+  <w:style w:type="paragraph" w:styleId="Subtitle">
     <w:name w:val="Subtitle"/>
-    <w:basedOn w:val="prastasis"/>
-    <w:next w:val="prastasis"/>
-    <w:link w:val="PaantratDiagrama"/>
+    <w:basedOn w:val="Normal"/>
+    <w:next w:val="Normal"/>
+    <w:link w:val="SubtitleChar"/>
     <w:uiPriority w:val="11"/>
     <w:qFormat/>
     <w:rsid w:val="000A5449"/>
@@ -1187,10 +1180,10 @@
       <w:szCs w:val="28"/>
     </w:rPr>
   </w:style>
-  <w:style w:type="character" w:customStyle="1" w:styleId="PaantratDiagrama">
-    <w:name w:val="Paantraštė Diagrama"/>
-    <w:basedOn w:val="Numatytasispastraiposriftas"/>
-    <w:link w:val="Paantrat"/>
+  <w:style w:type="character" w:customStyle="1" w:styleId="SubtitleChar">
+    <w:name w:val="Subtitle Char"/>
+    <w:basedOn w:val="DefaultParagraphFont"/>
+    <w:link w:val="Subtitle"/>
     <w:uiPriority w:val="11"/>
     <w:rsid w:val="000A5449"/>
     <w:rPr>
@@ -1201,11 +1194,11 @@
       <w:szCs w:val="28"/>
     </w:rPr>
   </w:style>
-  <w:style w:type="paragraph" w:styleId="Citata">
+  <w:style w:type="paragraph" w:styleId="Quote">
     <w:name w:val="Quote"/>
-    <w:basedOn w:val="prastasis"/>
-    <w:next w:val="prastasis"/>
-    <w:link w:val="CitataDiagrama"/>
+    <w:basedOn w:val="Normal"/>
+    <w:next w:val="Normal"/>
+    <w:link w:val="QuoteChar"/>
     <w:uiPriority w:val="29"/>
     <w:qFormat/>
     <w:rsid w:val="000A5449"/>
@@ -1219,10 +1212,10 @@
       <w:color w:val="404040" w:themeColor="text1" w:themeTint="BF"/>
     </w:rPr>
   </w:style>
-  <w:style w:type="character" w:customStyle="1" w:styleId="CitataDiagrama">
-    <w:name w:val="Citata Diagrama"/>
-    <w:basedOn w:val="Numatytasispastraiposriftas"/>
-    <w:link w:val="Citata"/>
+  <w:style w:type="character" w:customStyle="1" w:styleId="QuoteChar">
+    <w:name w:val="Quote Char"/>
+    <w:basedOn w:val="DefaultParagraphFont"/>
+    <w:link w:val="Quote"/>
     <w:uiPriority w:val="29"/>
     <w:rsid w:val="000A5449"/>
     <w:rPr>
@@ -1231,9 +1224,9 @@
       <w:color w:val="404040" w:themeColor="text1" w:themeTint="BF"/>
     </w:rPr>
   </w:style>
-  <w:style w:type="paragraph" w:styleId="Sraopastraipa">
+  <w:style w:type="paragraph" w:styleId="ListParagraph">
     <w:name w:val="List Paragraph"/>
-    <w:basedOn w:val="prastasis"/>
+    <w:basedOn w:val="Normal"/>
     <w:uiPriority w:val="34"/>
     <w:qFormat/>
     <w:rsid w:val="000A5449"/>
@@ -1242,9 +1235,9 @@
       <w:contextualSpacing/>
     </w:pPr>
   </w:style>
-  <w:style w:type="character" w:styleId="Rykuspabraukimas">
+  <w:style w:type="character" w:styleId="IntenseEmphasis">
     <w:name w:val="Intense Emphasis"/>
-    <w:basedOn w:val="Numatytasispastraiposriftas"/>
+    <w:basedOn w:val="DefaultParagraphFont"/>
     <w:uiPriority w:val="21"/>
     <w:qFormat/>
     <w:rsid w:val="000A5449"/>
@@ -1254,11 +1247,11 @@
       <w:color w:val="0F4761" w:themeColor="accent1" w:themeShade="BF"/>
     </w:rPr>
   </w:style>
-  <w:style w:type="paragraph" w:styleId="Iskirtacitata">
+  <w:style w:type="paragraph" w:styleId="IntenseQuote">
     <w:name w:val="Intense Quote"/>
-    <w:basedOn w:val="prastasis"/>
-    <w:next w:val="prastasis"/>
-    <w:link w:val="IskirtacitataDiagrama"/>
+    <w:basedOn w:val="Normal"/>
+    <w:next w:val="Normal"/>
+    <w:link w:val="IntenseQuoteChar"/>
     <w:uiPriority w:val="30"/>
     <w:qFormat/>
     <w:rsid w:val="000A5449"/>
@@ -1277,10 +1270,10 @@
       <w:color w:val="0F4761" w:themeColor="accent1" w:themeShade="BF"/>
     </w:rPr>
   </w:style>
-  <w:style w:type="character" w:customStyle="1" w:styleId="IskirtacitataDiagrama">
-    <w:name w:val="Išskirta citata Diagrama"/>
-    <w:basedOn w:val="Numatytasispastraiposriftas"/>
-    <w:link w:val="Iskirtacitata"/>
+  <w:style w:type="character" w:customStyle="1" w:styleId="IntenseQuoteChar">
+    <w:name w:val="Intense Quote Char"/>
+    <w:basedOn w:val="DefaultParagraphFont"/>
+    <w:link w:val="IntenseQuote"/>
     <w:uiPriority w:val="30"/>
     <w:rsid w:val="000A5449"/>
     <w:rPr>
@@ -1289,9 +1282,9 @@
       <w:color w:val="0F4761" w:themeColor="accent1" w:themeShade="BF"/>
     </w:rPr>
   </w:style>
-  <w:style w:type="character" w:styleId="Rykinuoroda">
+  <w:style w:type="character" w:styleId="IntenseReference">
     <w:name w:val="Intense Reference"/>
-    <w:basedOn w:val="Numatytasispastraiposriftas"/>
+    <w:basedOn w:val="DefaultParagraphFont"/>
     <w:uiPriority w:val="32"/>
     <w:qFormat/>
     <w:rsid w:val="000A5449"/>
